--- a/project/documents/temp/inventorchangeMultipleout.docx
+++ b/project/documents/temp/inventorchangeMultipleout.docx
@@ -35,7 +35,7 @@
                 <w:noProof/>
                 <w:sz w:val="24"/>
               </w:rPr>
-              <w:t>VANSLYKE, Stephen J.</w:t>
+              <w:t>COYOTE, Wiley E.</w:t>
             </w:r>
           </w:p>
         </w:tc>
@@ -64,9 +64,7 @@
                 <w:noProof/>
                 <w:sz w:val="24"/>
               </w:rPr>
-              <w:t>951 Jasmine Court</w:t>
-              <w:br/>
-              <w:t xml:space="preserve">Carlsbad, California 92011 </w:t>
+              <w:t xml:space="preserve">  </w:t>
             </w:r>
             <w:r>
               <w:rPr>
